--- a/Docs/SecurityDocs/SD23B-Request Letter For EBLR BASED LOANS.docx
+++ b/Docs/SecurityDocs/SD23B-Request Letter For EBLR BASED LOANS.docx
@@ -1,6 +1,6 @@
 
 <file path=word/document.xml><?xml version="1.0" encoding="utf-8"?>
-<w:document xmlns:wpc="http://schemas.microsoft.com/office/word/2010/wordprocessingCanvas" xmlns:cx="http://schemas.microsoft.com/office/drawing/2014/chartex" xmlns:cx1="http://schemas.microsoft.com/office/drawing/2015/9/8/chartex" xmlns:cx2="http://schemas.microsoft.com/office/drawing/2015/10/21/chartex" xmlns:cx3="http://schemas.microsoft.com/office/drawing/2016/5/9/chartex" xmlns:cx4="http://schemas.microsoft.com/office/drawing/2016/5/10/chartex" xmlns:cx5="http://schemas.microsoft.com/office/drawing/2016/5/11/chartex" xmlns:cx6="http://schemas.microsoft.com/office/drawing/2016/5/12/chartex" xmlns:cx7="http://schemas.microsoft.com/office/drawing/2016/5/13/chartex" xmlns:cx8="http://schemas.microsoft.com/office/drawing/2016/5/14/chartex" xmlns:mc="http://schemas.openxmlformats.org/markup-compatibility/2006" xmlns:aink="http://schemas.microsoft.com/office/drawing/2016/ink" xmlns:am3d="http://schemas.microsoft.com/office/drawing/2017/model3d" xmlns:o="urn:schemas-microsoft-com:office:office" xmlns:oel="http://schemas.microsoft.com/office/2019/extlst" xmlns:r="http://schemas.openxmlformats.org/officeDocument/2006/relationships" xmlns:m="http://schemas.openxmlformats.org/officeDocument/2006/math" xmlns:v="urn:schemas-microsoft-com:vml" xmlns:wp14="http://schemas.microsoft.com/office/word/2010/wordprocessingDrawing" xmlns:wp="http://schemas.openxmlformats.org/drawingml/2006/wordprocessingDrawing" xmlns:w10="urn:schemas-microsoft-com:office:word" xmlns:w="http://schemas.openxmlformats.org/wordprocessingml/2006/main" xmlns:w14="http://schemas.microsoft.com/office/word/2010/wordml" xmlns:w15="http://schemas.microsoft.com/office/word/2012/wordml" xmlns:w16cei="http://schemas.microsoft.com/office/word/2026/wordml/cei" xmlns:w16cex="http://schemas.microsoft.com/office/word/2018/wordml/cex" xmlns:w16cid="http://schemas.microsoft.com/office/word/2016/wordml/cid" xmlns:w16="http://schemas.microsoft.com/office/word/2018/wordml" xmlns:w16du="http://schemas.microsoft.com/office/word/2023/wordml/word16du" xmlns:w16sdtdh="http://schemas.microsoft.com/office/word/2020/wordml/sdtdatahash" xmlns:w16sdtfl="http://schemas.microsoft.com/office/word/2024/wordml/sdtformatlock" xmlns:w16se="http://schemas.microsoft.com/office/word/2015/wordml/symex" xmlns:wpg="http://schemas.microsoft.com/office/word/2010/wordprocessingGroup" xmlns:wpi="http://schemas.microsoft.com/office/word/2010/wordprocessingInk" xmlns:wne="http://schemas.microsoft.com/office/word/2006/wordml" xmlns:wps="http://schemas.microsoft.com/office/word/2010/wordprocessingShape" mc:Ignorable="w14 w15 w16se w16cid w16 w16cex w16sdtdh w16sdtfl w16du wp14">
+<w:document xmlns:wpc="http://schemas.microsoft.com/office/word/2010/wordprocessingCanvas" xmlns:cx="http://schemas.microsoft.com/office/drawing/2014/chartex" xmlns:cx1="http://schemas.microsoft.com/office/drawing/2015/9/8/chartex" xmlns:cx2="http://schemas.microsoft.com/office/drawing/2015/10/21/chartex" xmlns:cx3="http://schemas.microsoft.com/office/drawing/2016/5/9/chartex" xmlns:cx4="http://schemas.microsoft.com/office/drawing/2016/5/10/chartex" xmlns:cx5="http://schemas.microsoft.com/office/drawing/2016/5/11/chartex" xmlns:cx6="http://schemas.microsoft.com/office/drawing/2016/5/12/chartex" xmlns:cx7="http://schemas.microsoft.com/office/drawing/2016/5/13/chartex" xmlns:cx8="http://schemas.microsoft.com/office/drawing/2016/5/14/chartex" xmlns:mc="http://schemas.openxmlformats.org/markup-compatibility/2006" xmlns:aink="http://schemas.microsoft.com/office/drawing/2016/ink" xmlns:am3d="http://schemas.microsoft.com/office/drawing/2017/model3d" xmlns:o="urn:schemas-microsoft-com:office:office" xmlns:oel="http://schemas.microsoft.com/office/2019/extlst" xmlns:r="http://schemas.openxmlformats.org/officeDocument/2006/relationships" xmlns:m="http://schemas.openxmlformats.org/officeDocument/2006/math" xmlns:v="urn:schemas-microsoft-com:vml" xmlns:wp14="http://schemas.microsoft.com/office/word/2010/wordprocessingDrawing" xmlns:wp="http://schemas.openxmlformats.org/drawingml/2006/wordprocessingDrawing" xmlns:w10="urn:schemas-microsoft-com:office:word" xmlns:w="http://schemas.openxmlformats.org/wordprocessingml/2006/main" xmlns:w14="http://schemas.microsoft.com/office/word/2010/wordml" xmlns:w15="http://schemas.microsoft.com/office/word/2012/wordml" xmlns:w16cex="http://schemas.microsoft.com/office/word/2018/wordml/cex" xmlns:w16cid="http://schemas.microsoft.com/office/word/2016/wordml/cid" xmlns:w16="http://schemas.microsoft.com/office/word/2018/wordml" xmlns:w16du="http://schemas.microsoft.com/office/word/2023/wordml/word16du" xmlns:w16sdtdh="http://schemas.microsoft.com/office/word/2020/wordml/sdtdatahash" xmlns:w16sdtfl="http://schemas.microsoft.com/office/word/2024/wordml/sdtformatlock" xmlns:w16se="http://schemas.microsoft.com/office/word/2015/wordml/symex" xmlns:wpg="http://schemas.microsoft.com/office/word/2010/wordprocessingGroup" xmlns:wpi="http://schemas.microsoft.com/office/word/2010/wordprocessingInk" xmlns:wne="http://schemas.microsoft.com/office/word/2006/wordml" xmlns:wps="http://schemas.microsoft.com/office/word/2010/wordprocessingShape" mc:Ignorable="w14 w15 w16se w16cid w16 w16cex w16sdtdh w16sdtfl w16du wp14">
   <w:body>
     <w:p>
       <w:r>
@@ -55,11 +55,31 @@
         <w:tab/>
       </w:r>
       <w:r>
-        <w:t xml:space="preserve">Date: {{DATE}} </w:t>
+        <w:t xml:space="preserve">Date: </w:t>
+      </w:r>
+      <w:r>
+        <w:rPr>
+          <w:b/>
+          <w:bCs/>
+        </w:rPr>
+        <w:t>{{DATE}}</w:t>
+      </w:r>
+      <w:r>
+        <w:t xml:space="preserve"> </w:t>
       </w:r>
     </w:p>
     <w:p>
-      <w:r>
+      <w:pPr>
+        <w:rPr>
+          <w:b/>
+          <w:bCs/>
+        </w:rPr>
+      </w:pPr>
+      <w:r>
+        <w:rPr>
+          <w:b/>
+          <w:bCs/>
+        </w:rPr>
         <w:t>{{BORROWER_NAME}}</w:t>
       </w:r>
     </w:p>
@@ -120,12 +140,12 @@
         <w:tblLook w:val="04A0" w:firstRow="1" w:lastRow="0" w:firstColumn="1" w:lastColumn="0" w:noHBand="0" w:noVBand="1"/>
       </w:tblPr>
       <w:tblGrid>
-        <w:gridCol w:w="585"/>
-        <w:gridCol w:w="1627"/>
-        <w:gridCol w:w="1298"/>
-        <w:gridCol w:w="1714"/>
-        <w:gridCol w:w="1755"/>
-        <w:gridCol w:w="2031"/>
+        <w:gridCol w:w="578"/>
+        <w:gridCol w:w="1630"/>
+        <w:gridCol w:w="1301"/>
+        <w:gridCol w:w="1709"/>
+        <w:gridCol w:w="1763"/>
+        <w:gridCol w:w="2029"/>
       </w:tblGrid>
       <w:tr>
         <w:trPr>
@@ -458,7 +478,17 @@
             <w:hideMark/>
           </w:tcPr>
           <w:p>
-            <w:r>
+            <w:pPr>
+              <w:rPr>
+                <w:b/>
+                <w:bCs/>
+              </w:rPr>
+            </w:pPr>
+            <w:r>
+              <w:rPr>
+                <w:b/>
+                <w:bCs/>
+              </w:rPr>
               <w:t>1</w:t>
             </w:r>
           </w:p>
@@ -482,7 +512,17 @@
             <w:hideMark/>
           </w:tcPr>
           <w:p>
-            <w:r>
+            <w:pPr>
+              <w:rPr>
+                <w:b/>
+                <w:bCs/>
+              </w:rPr>
+            </w:pPr>
+            <w:r>
+              <w:rPr>
+                <w:b/>
+                <w:bCs/>
+              </w:rPr>
               <w:t>{{CREDIT_LIMIT_NATURE_1}}</w:t>
             </w:r>
           </w:p>
@@ -506,7 +546,17 @@
             <w:hideMark/>
           </w:tcPr>
           <w:p>
-            <w:r>
+            <w:pPr>
+              <w:rPr>
+                <w:b/>
+                <w:bCs/>
+              </w:rPr>
+            </w:pPr>
+            <w:r>
+              <w:rPr>
+                <w:b/>
+                <w:bCs/>
+              </w:rPr>
               <w:t>{{LIMIT_AMOUNT_1}}</w:t>
             </w:r>
           </w:p>
@@ -530,7 +580,17 @@
             <w:hideMark/>
           </w:tcPr>
           <w:p>
-            <w:r>
+            <w:pPr>
+              <w:rPr>
+                <w:b/>
+                <w:bCs/>
+              </w:rPr>
+            </w:pPr>
+            <w:r>
+              <w:rPr>
+                <w:b/>
+                <w:bCs/>
+              </w:rPr>
               <w:t>{{OUTSTANDING_AMOUNT_1}}</w:t>
             </w:r>
           </w:p>
@@ -554,7 +614,17 @@
             <w:hideMark/>
           </w:tcPr>
           <w:p>
-            <w:r>
+            <w:pPr>
+              <w:rPr>
+                <w:b/>
+                <w:bCs/>
+              </w:rPr>
+            </w:pPr>
+            <w:r>
+              <w:rPr>
+                <w:b/>
+                <w:bCs/>
+              </w:rPr>
               <w:t>{{EXISTING_INTEREST_RATE_1}}</w:t>
             </w:r>
           </w:p>
@@ -578,7 +648,17 @@
             <w:hideMark/>
           </w:tcPr>
           <w:p>
-            <w:r>
+            <w:pPr>
+              <w:rPr>
+                <w:b/>
+                <w:bCs/>
+              </w:rPr>
+            </w:pPr>
+            <w:r>
+              <w:rPr>
+                <w:b/>
+                <w:bCs/>
+              </w:rPr>
               <w:t>{{REVISED_EBLR_PLUS_PREMIUM_1}}</w:t>
             </w:r>
           </w:p>
@@ -607,7 +687,17 @@
             <w:hideMark/>
           </w:tcPr>
           <w:p>
-            <w:r>
+            <w:pPr>
+              <w:rPr>
+                <w:b/>
+                <w:bCs/>
+              </w:rPr>
+            </w:pPr>
+            <w:r>
+              <w:rPr>
+                <w:b/>
+                <w:bCs/>
+              </w:rPr>
               <w:lastRenderedPageBreak/>
               <w:t>2</w:t>
             </w:r>
@@ -632,7 +722,17 @@
             <w:hideMark/>
           </w:tcPr>
           <w:p>
-            <w:r>
+            <w:pPr>
+              <w:rPr>
+                <w:b/>
+                <w:bCs/>
+              </w:rPr>
+            </w:pPr>
+            <w:r>
+              <w:rPr>
+                <w:b/>
+                <w:bCs/>
+              </w:rPr>
               <w:t>{{CREDIT_LIMIT_NATURE_2}}</w:t>
             </w:r>
           </w:p>
@@ -656,7 +756,17 @@
             <w:hideMark/>
           </w:tcPr>
           <w:p>
-            <w:r>
+            <w:pPr>
+              <w:rPr>
+                <w:b/>
+                <w:bCs/>
+              </w:rPr>
+            </w:pPr>
+            <w:r>
+              <w:rPr>
+                <w:b/>
+                <w:bCs/>
+              </w:rPr>
               <w:t>{{LIMIT_AMOUNT_2}}</w:t>
             </w:r>
           </w:p>
@@ -680,7 +790,17 @@
             <w:hideMark/>
           </w:tcPr>
           <w:p>
-            <w:r>
+            <w:pPr>
+              <w:rPr>
+                <w:b/>
+                <w:bCs/>
+              </w:rPr>
+            </w:pPr>
+            <w:r>
+              <w:rPr>
+                <w:b/>
+                <w:bCs/>
+              </w:rPr>
               <w:t>{{OUTSTANDING_AMOUNT_2}}</w:t>
             </w:r>
           </w:p>
@@ -704,7 +824,17 @@
             <w:hideMark/>
           </w:tcPr>
           <w:p>
-            <w:r>
+            <w:pPr>
+              <w:rPr>
+                <w:b/>
+                <w:bCs/>
+              </w:rPr>
+            </w:pPr>
+            <w:r>
+              <w:rPr>
+                <w:b/>
+                <w:bCs/>
+              </w:rPr>
               <w:t>{{EXISTING_INTEREST_RATE_2}}</w:t>
             </w:r>
           </w:p>
@@ -728,7 +858,17 @@
             <w:hideMark/>
           </w:tcPr>
           <w:p>
-            <w:r>
+            <w:pPr>
+              <w:rPr>
+                <w:b/>
+                <w:bCs/>
+              </w:rPr>
+            </w:pPr>
+            <w:r>
+              <w:rPr>
+                <w:b/>
+                <w:bCs/>
+              </w:rPr>
               <w:t>{{REVISED_EBLR_PLUS_PREMIUM_2}}</w:t>
             </w:r>
           </w:p>
@@ -757,7 +897,17 @@
             <w:hideMark/>
           </w:tcPr>
           <w:p>
-            <w:r>
+            <w:pPr>
+              <w:rPr>
+                <w:b/>
+                <w:bCs/>
+              </w:rPr>
+            </w:pPr>
+            <w:r>
+              <w:rPr>
+                <w:b/>
+                <w:bCs/>
+              </w:rPr>
               <w:t>3</w:t>
             </w:r>
           </w:p>
@@ -781,7 +931,17 @@
             <w:hideMark/>
           </w:tcPr>
           <w:p>
-            <w:r>
+            <w:pPr>
+              <w:rPr>
+                <w:b/>
+                <w:bCs/>
+              </w:rPr>
+            </w:pPr>
+            <w:r>
+              <w:rPr>
+                <w:b/>
+                <w:bCs/>
+              </w:rPr>
               <w:t>{{CREDIT_LIMIT_NATURE_3}}</w:t>
             </w:r>
           </w:p>
@@ -805,7 +965,17 @@
             <w:hideMark/>
           </w:tcPr>
           <w:p>
-            <w:r>
+            <w:pPr>
+              <w:rPr>
+                <w:b/>
+                <w:bCs/>
+              </w:rPr>
+            </w:pPr>
+            <w:r>
+              <w:rPr>
+                <w:b/>
+                <w:bCs/>
+              </w:rPr>
               <w:t>{{LIMIT_AMOUNT_3}}</w:t>
             </w:r>
           </w:p>
@@ -829,7 +999,17 @@
             <w:hideMark/>
           </w:tcPr>
           <w:p>
-            <w:r>
+            <w:pPr>
+              <w:rPr>
+                <w:b/>
+                <w:bCs/>
+              </w:rPr>
+            </w:pPr>
+            <w:r>
+              <w:rPr>
+                <w:b/>
+                <w:bCs/>
+              </w:rPr>
               <w:t>{{OUTSTANDING_AMOUNT_3}}</w:t>
             </w:r>
           </w:p>
@@ -853,7 +1033,17 @@
             <w:hideMark/>
           </w:tcPr>
           <w:p>
-            <w:r>
+            <w:pPr>
+              <w:rPr>
+                <w:b/>
+                <w:bCs/>
+              </w:rPr>
+            </w:pPr>
+            <w:r>
+              <w:rPr>
+                <w:b/>
+                <w:bCs/>
+              </w:rPr>
               <w:t>{{EXISTING_INTEREST_RATE_3}}</w:t>
             </w:r>
           </w:p>
@@ -877,7 +1067,17 @@
             <w:hideMark/>
           </w:tcPr>
           <w:p>
-            <w:r>
+            <w:pPr>
+              <w:rPr>
+                <w:b/>
+                <w:bCs/>
+              </w:rPr>
+            </w:pPr>
+            <w:r>
+              <w:rPr>
+                <w:b/>
+                <w:bCs/>
+              </w:rPr>
               <w:t>{{REVISED_EBLR_PLUS_PREMIUM_3}}</w:t>
             </w:r>
           </w:p>
@@ -911,12 +1111,12 @@
         <w:tblLook w:val="04A0" w:firstRow="1" w:lastRow="0" w:firstColumn="1" w:lastColumn="0" w:noHBand="0" w:noVBand="1"/>
       </w:tblPr>
       <w:tblGrid>
-        <w:gridCol w:w="566"/>
-        <w:gridCol w:w="1636"/>
-        <w:gridCol w:w="1671"/>
-        <w:gridCol w:w="1652"/>
+        <w:gridCol w:w="560"/>
+        <w:gridCol w:w="1634"/>
+        <w:gridCol w:w="1667"/>
+        <w:gridCol w:w="1648"/>
+        <w:gridCol w:w="1755"/>
         <w:gridCol w:w="1746"/>
-        <w:gridCol w:w="1739"/>
       </w:tblGrid>
       <w:tr>
         <w:trPr>
@@ -1240,7 +1440,17 @@
             <w:hideMark/>
           </w:tcPr>
           <w:p>
-            <w:r>
+            <w:pPr>
+              <w:rPr>
+                <w:b/>
+                <w:bCs/>
+              </w:rPr>
+            </w:pPr>
+            <w:r>
+              <w:rPr>
+                <w:b/>
+                <w:bCs/>
+              </w:rPr>
               <w:t>1</w:t>
             </w:r>
           </w:p>
@@ -1264,7 +1474,17 @@
             <w:hideMark/>
           </w:tcPr>
           <w:p>
-            <w:r>
+            <w:pPr>
+              <w:rPr>
+                <w:b/>
+                <w:bCs/>
+              </w:rPr>
+            </w:pPr>
+            <w:r>
+              <w:rPr>
+                <w:b/>
+                <w:bCs/>
+              </w:rPr>
               <w:t>{{NON_FUND_LIMIT_NATURE_1}}</w:t>
             </w:r>
           </w:p>
@@ -1288,7 +1508,17 @@
             <w:hideMark/>
           </w:tcPr>
           <w:p>
-            <w:r>
+            <w:pPr>
+              <w:rPr>
+                <w:b/>
+                <w:bCs/>
+              </w:rPr>
+            </w:pPr>
+            <w:r>
+              <w:rPr>
+                <w:b/>
+                <w:bCs/>
+              </w:rPr>
               <w:t>{{NON_FUND_LIMIT_AMOUNT_1}}</w:t>
             </w:r>
           </w:p>
@@ -1312,7 +1542,17 @@
             <w:hideMark/>
           </w:tcPr>
           <w:p>
-            <w:r>
+            <w:pPr>
+              <w:rPr>
+                <w:b/>
+                <w:bCs/>
+              </w:rPr>
+            </w:pPr>
+            <w:r>
+              <w:rPr>
+                <w:b/>
+                <w:bCs/>
+              </w:rPr>
               <w:t>{{NON_FUND_OUTSTANDING_1}}</w:t>
             </w:r>
           </w:p>
@@ -1336,7 +1576,17 @@
             <w:hideMark/>
           </w:tcPr>
           <w:p>
-            <w:r>
+            <w:pPr>
+              <w:rPr>
+                <w:b/>
+                <w:bCs/>
+              </w:rPr>
+            </w:pPr>
+            <w:r>
+              <w:rPr>
+                <w:b/>
+                <w:bCs/>
+              </w:rPr>
               <w:t>{{EXISTING_COMMISSION_RATE_1}}</w:t>
             </w:r>
           </w:p>
@@ -1360,7 +1610,17 @@
             <w:hideMark/>
           </w:tcPr>
           <w:p>
-            <w:r>
+            <w:pPr>
+              <w:rPr>
+                <w:b/>
+                <w:bCs/>
+              </w:rPr>
+            </w:pPr>
+            <w:r>
+              <w:rPr>
+                <w:b/>
+                <w:bCs/>
+              </w:rPr>
               <w:t>{{REVISED_COMMISSION_RATE_1}}</w:t>
             </w:r>
           </w:p>
@@ -1389,7 +1649,17 @@
             <w:hideMark/>
           </w:tcPr>
           <w:p>
-            <w:r>
+            <w:pPr>
+              <w:rPr>
+                <w:b/>
+                <w:bCs/>
+              </w:rPr>
+            </w:pPr>
+            <w:r>
+              <w:rPr>
+                <w:b/>
+                <w:bCs/>
+              </w:rPr>
               <w:t>2</w:t>
             </w:r>
           </w:p>
@@ -1413,7 +1683,17 @@
             <w:hideMark/>
           </w:tcPr>
           <w:p>
-            <w:r>
+            <w:pPr>
+              <w:rPr>
+                <w:b/>
+                <w:bCs/>
+              </w:rPr>
+            </w:pPr>
+            <w:r>
+              <w:rPr>
+                <w:b/>
+                <w:bCs/>
+              </w:rPr>
               <w:t>{{NON_FUND_LIMIT_NATURE_2}}</w:t>
             </w:r>
           </w:p>
@@ -1437,7 +1717,17 @@
             <w:hideMark/>
           </w:tcPr>
           <w:p>
-            <w:r>
+            <w:pPr>
+              <w:rPr>
+                <w:b/>
+                <w:bCs/>
+              </w:rPr>
+            </w:pPr>
+            <w:r>
+              <w:rPr>
+                <w:b/>
+                <w:bCs/>
+              </w:rPr>
               <w:t>{{NON_FUND_LIMIT_AMOUNT_2}}</w:t>
             </w:r>
           </w:p>
@@ -1461,7 +1751,17 @@
             <w:hideMark/>
           </w:tcPr>
           <w:p>
-            <w:r>
+            <w:pPr>
+              <w:rPr>
+                <w:b/>
+                <w:bCs/>
+              </w:rPr>
+            </w:pPr>
+            <w:r>
+              <w:rPr>
+                <w:b/>
+                <w:bCs/>
+              </w:rPr>
               <w:t>{{NON_FUND_OUTSTANDING_2}}</w:t>
             </w:r>
           </w:p>
@@ -1485,7 +1785,17 @@
             <w:hideMark/>
           </w:tcPr>
           <w:p>
-            <w:r>
+            <w:pPr>
+              <w:rPr>
+                <w:b/>
+                <w:bCs/>
+              </w:rPr>
+            </w:pPr>
+            <w:r>
+              <w:rPr>
+                <w:b/>
+                <w:bCs/>
+              </w:rPr>
               <w:t>{{EXISTING_COMMISSION_RATE_2}}</w:t>
             </w:r>
           </w:p>
@@ -1509,7 +1819,17 @@
             <w:hideMark/>
           </w:tcPr>
           <w:p>
-            <w:r>
+            <w:pPr>
+              <w:rPr>
+                <w:b/>
+                <w:bCs/>
+              </w:rPr>
+            </w:pPr>
+            <w:r>
+              <w:rPr>
+                <w:b/>
+                <w:bCs/>
+              </w:rPr>
               <w:t>{{REVISED_COMMISSION_RATE_2}}</w:t>
             </w:r>
           </w:p>
@@ -1538,7 +1858,6 @@
           <w:sz w:val="20"/>
           <w:szCs w:val="20"/>
         </w:rPr>
-        <w:lastRenderedPageBreak/>
         <w:t>Notes</w:t>
       </w:r>
       <w:r>
@@ -1677,10 +1996,10 @@
         <w:tblLook w:val="04A0" w:firstRow="1" w:lastRow="0" w:firstColumn="1" w:lastColumn="0" w:noHBand="0" w:noVBand="1"/>
       </w:tblPr>
       <w:tblGrid>
-        <w:gridCol w:w="728"/>
-        <w:gridCol w:w="2777"/>
-        <w:gridCol w:w="3128"/>
-        <w:gridCol w:w="2377"/>
+        <w:gridCol w:w="716"/>
+        <w:gridCol w:w="2788"/>
+        <w:gridCol w:w="3125"/>
+        <w:gridCol w:w="2381"/>
       </w:tblGrid>
       <w:tr>
         <w:trPr>
@@ -1916,7 +2235,17 @@
             <w:hideMark/>
           </w:tcPr>
           <w:p>
-            <w:r>
+            <w:pPr>
+              <w:rPr>
+                <w:b/>
+                <w:bCs/>
+              </w:rPr>
+            </w:pPr>
+            <w:r>
+              <w:rPr>
+                <w:b/>
+                <w:bCs/>
+              </w:rPr>
               <w:t>1</w:t>
             </w:r>
           </w:p>
@@ -1940,7 +2269,17 @@
             <w:hideMark/>
           </w:tcPr>
           <w:p>
-            <w:r>
+            <w:pPr>
+              <w:rPr>
+                <w:b/>
+                <w:bCs/>
+              </w:rPr>
+            </w:pPr>
+            <w:r>
+              <w:rPr>
+                <w:b/>
+                <w:bCs/>
+              </w:rPr>
               <w:t>{{CREDIT_LIMIT_NATURE_1}}</w:t>
             </w:r>
           </w:p>
@@ -1964,7 +2303,17 @@
             <w:hideMark/>
           </w:tcPr>
           <w:p>
-            <w:r>
+            <w:pPr>
+              <w:rPr>
+                <w:b/>
+                <w:bCs/>
+              </w:rPr>
+            </w:pPr>
+            <w:r>
+              <w:rPr>
+                <w:b/>
+                <w:bCs/>
+              </w:rPr>
               <w:t>{{DOCUMENT_DESCRIPTION_1}}</w:t>
             </w:r>
           </w:p>
@@ -1988,7 +2337,17 @@
             <w:hideMark/>
           </w:tcPr>
           <w:p>
-            <w:r>
+            <w:pPr>
+              <w:rPr>
+                <w:b/>
+                <w:bCs/>
+              </w:rPr>
+            </w:pPr>
+            <w:r>
+              <w:rPr>
+                <w:b/>
+                <w:bCs/>
+              </w:rPr>
               <w:t>{{EXECUTION_DATE_1}}</w:t>
             </w:r>
           </w:p>
@@ -2017,7 +2376,17 @@
             <w:hideMark/>
           </w:tcPr>
           <w:p>
-            <w:r>
+            <w:pPr>
+              <w:rPr>
+                <w:b/>
+                <w:bCs/>
+              </w:rPr>
+            </w:pPr>
+            <w:r>
+              <w:rPr>
+                <w:b/>
+                <w:bCs/>
+              </w:rPr>
               <w:t>2</w:t>
             </w:r>
           </w:p>
@@ -2041,7 +2410,17 @@
             <w:hideMark/>
           </w:tcPr>
           <w:p>
-            <w:r>
+            <w:pPr>
+              <w:rPr>
+                <w:b/>
+                <w:bCs/>
+              </w:rPr>
+            </w:pPr>
+            <w:r>
+              <w:rPr>
+                <w:b/>
+                <w:bCs/>
+              </w:rPr>
               <w:t>{{CREDIT_LIMIT_NATURE_2}}</w:t>
             </w:r>
           </w:p>
@@ -2065,7 +2444,17 @@
             <w:hideMark/>
           </w:tcPr>
           <w:p>
-            <w:r>
+            <w:pPr>
+              <w:rPr>
+                <w:b/>
+                <w:bCs/>
+              </w:rPr>
+            </w:pPr>
+            <w:r>
+              <w:rPr>
+                <w:b/>
+                <w:bCs/>
+              </w:rPr>
               <w:t>{{DOCUMENT_DESCRIPTION_2}}</w:t>
             </w:r>
           </w:p>
@@ -2089,7 +2478,17 @@
             <w:hideMark/>
           </w:tcPr>
           <w:p>
-            <w:r>
+            <w:pPr>
+              <w:rPr>
+                <w:b/>
+                <w:bCs/>
+              </w:rPr>
+            </w:pPr>
+            <w:r>
+              <w:rPr>
+                <w:b/>
+                <w:bCs/>
+              </w:rPr>
               <w:t>{{EXECUTION_DATE_2}}</w:t>
             </w:r>
           </w:p>
@@ -2118,7 +2517,17 @@
             <w:hideMark/>
           </w:tcPr>
           <w:p>
-            <w:r>
+            <w:pPr>
+              <w:rPr>
+                <w:b/>
+                <w:bCs/>
+              </w:rPr>
+            </w:pPr>
+            <w:r>
+              <w:rPr>
+                <w:b/>
+                <w:bCs/>
+              </w:rPr>
               <w:t>3</w:t>
             </w:r>
           </w:p>
@@ -2142,7 +2551,17 @@
             <w:hideMark/>
           </w:tcPr>
           <w:p>
-            <w:r>
+            <w:pPr>
+              <w:rPr>
+                <w:b/>
+                <w:bCs/>
+              </w:rPr>
+            </w:pPr>
+            <w:r>
+              <w:rPr>
+                <w:b/>
+                <w:bCs/>
+              </w:rPr>
               <w:t>{{CREDIT_LIMIT_NATURE_3}}</w:t>
             </w:r>
           </w:p>
@@ -2166,7 +2585,17 @@
             <w:hideMark/>
           </w:tcPr>
           <w:p>
-            <w:r>
+            <w:pPr>
+              <w:rPr>
+                <w:b/>
+                <w:bCs/>
+              </w:rPr>
+            </w:pPr>
+            <w:r>
+              <w:rPr>
+                <w:b/>
+                <w:bCs/>
+              </w:rPr>
               <w:t>{{DOCUMENT_DESCRIPTION_3}}</w:t>
             </w:r>
           </w:p>
@@ -2190,7 +2619,17 @@
             <w:hideMark/>
           </w:tcPr>
           <w:p>
-            <w:r>
+            <w:pPr>
+              <w:rPr>
+                <w:b/>
+                <w:bCs/>
+              </w:rPr>
+            </w:pPr>
+            <w:r>
+              <w:rPr>
+                <w:b/>
+                <w:bCs/>
+              </w:rPr>
               <w:t>{{EXECUTION_DATE_3}}</w:t>
             </w:r>
           </w:p>
@@ -2215,9 +2654,9 @@
         <w:tblLook w:val="04A0" w:firstRow="1" w:lastRow="0" w:firstColumn="1" w:lastColumn="0" w:noHBand="0" w:noVBand="1"/>
       </w:tblPr>
       <w:tblGrid>
-        <w:gridCol w:w="812"/>
-        <w:gridCol w:w="3356"/>
-        <w:gridCol w:w="4842"/>
+        <w:gridCol w:w="791"/>
+        <w:gridCol w:w="3424"/>
+        <w:gridCol w:w="4795"/>
       </w:tblGrid>
       <w:tr>
         <w:trPr>
@@ -2397,7 +2836,17 @@
             <w:hideMark/>
           </w:tcPr>
           <w:p>
-            <w:r>
+            <w:pPr>
+              <w:rPr>
+                <w:b/>
+                <w:bCs/>
+              </w:rPr>
+            </w:pPr>
+            <w:r>
+              <w:rPr>
+                <w:b/>
+                <w:bCs/>
+              </w:rPr>
               <w:t>1</w:t>
             </w:r>
           </w:p>
@@ -2421,7 +2870,17 @@
             <w:hideMark/>
           </w:tcPr>
           <w:p>
-            <w:r>
+            <w:pPr>
+              <w:rPr>
+                <w:b/>
+                <w:bCs/>
+              </w:rPr>
+            </w:pPr>
+            <w:r>
+              <w:rPr>
+                <w:b/>
+                <w:bCs/>
+              </w:rPr>
               <w:t>{{CREDIT_LIMIT_NATURE_1}}</w:t>
             </w:r>
           </w:p>
@@ -2445,7 +2904,17 @@
             <w:hideMark/>
           </w:tcPr>
           <w:p>
-            <w:r>
+            <w:pPr>
+              <w:rPr>
+                <w:b/>
+                <w:bCs/>
+              </w:rPr>
+            </w:pPr>
+            <w:r>
+              <w:rPr>
+                <w:b/>
+                <w:bCs/>
+              </w:rPr>
               <w:t>{{SECURITY_INTEREST_DESCRIPTION_1}}</w:t>
             </w:r>
           </w:p>
@@ -2474,7 +2943,18 @@
             <w:hideMark/>
           </w:tcPr>
           <w:p>
-            <w:r>
+            <w:pPr>
+              <w:rPr>
+                <w:b/>
+                <w:bCs/>
+              </w:rPr>
+            </w:pPr>
+            <w:r>
+              <w:rPr>
+                <w:b/>
+                <w:bCs/>
+              </w:rPr>
+              <w:lastRenderedPageBreak/>
               <w:t>2</w:t>
             </w:r>
           </w:p>
@@ -2498,7 +2978,17 @@
             <w:hideMark/>
           </w:tcPr>
           <w:p>
-            <w:r>
+            <w:pPr>
+              <w:rPr>
+                <w:b/>
+                <w:bCs/>
+              </w:rPr>
+            </w:pPr>
+            <w:r>
+              <w:rPr>
+                <w:b/>
+                <w:bCs/>
+              </w:rPr>
               <w:t>{{CREDIT_LIMIT_NATURE_2}}</w:t>
             </w:r>
           </w:p>
@@ -2522,7 +3012,17 @@
             <w:hideMark/>
           </w:tcPr>
           <w:p>
-            <w:r>
+            <w:pPr>
+              <w:rPr>
+                <w:b/>
+                <w:bCs/>
+              </w:rPr>
+            </w:pPr>
+            <w:r>
+              <w:rPr>
+                <w:b/>
+                <w:bCs/>
+              </w:rPr>
               <w:t>{{SECURITY_INTEREST_DESCRIPTION_2}}</w:t>
             </w:r>
           </w:p>
@@ -2551,7 +3051,17 @@
             <w:hideMark/>
           </w:tcPr>
           <w:p>
-            <w:r>
+            <w:pPr>
+              <w:rPr>
+                <w:b/>
+                <w:bCs/>
+              </w:rPr>
+            </w:pPr>
+            <w:r>
+              <w:rPr>
+                <w:b/>
+                <w:bCs/>
+              </w:rPr>
               <w:t>3</w:t>
             </w:r>
           </w:p>
@@ -2575,7 +3085,17 @@
             <w:hideMark/>
           </w:tcPr>
           <w:p>
-            <w:r>
+            <w:pPr>
+              <w:rPr>
+                <w:b/>
+                <w:bCs/>
+              </w:rPr>
+            </w:pPr>
+            <w:r>
+              <w:rPr>
+                <w:b/>
+                <w:bCs/>
+              </w:rPr>
               <w:t>{{CREDIT_LIMIT_NATURE_3}}</w:t>
             </w:r>
           </w:p>
@@ -2599,7 +3119,17 @@
             <w:hideMark/>
           </w:tcPr>
           <w:p>
-            <w:r>
+            <w:pPr>
+              <w:rPr>
+                <w:b/>
+                <w:bCs/>
+              </w:rPr>
+            </w:pPr>
+            <w:r>
+              <w:rPr>
+                <w:b/>
+                <w:bCs/>
+              </w:rPr>
               <w:t>{{SECURITY_INTEREST_DESCRIPTION_3}}</w:t>
             </w:r>
           </w:p>
@@ -2615,7 +3145,6 @@
         <w:jc w:val="both"/>
       </w:pPr>
       <w:r>
-        <w:lastRenderedPageBreak/>
         <w:t xml:space="preserve">I/We hereby confirm that in terms of Reserve Bank of India (RBI) guidelines, </w:t>
       </w:r>
       <w:r>
@@ -2701,7 +3230,11 @@
         <w:t>EBLR (comprising of RBI Repo Rate and Spread) + Premium</w:t>
       </w:r>
       <w:r>
-        <w:t xml:space="preserve">, as may be fixed by the bank from time to time. 'Spread' means the rate charge able to the Borrower by the bank to cover its costs in extending such loans/credit facilities to me/us and shall comprise of operating cost and capital charge and the Bank shall be entitled to reset the rate of Spread, once in three years or at such short intervals as may be permissible under RBI guidelines as revised from time to time. 'Premium' means the rate chargeable to the Borrower by the bank based on the yearly credit assessment/rating of the Borrower and shall comprise of credit risk premium (including additional credit risk premium for long term loans to MSEs) and strategic premium and the Bank shall be entitled to reset the rate of Premium </w:t>
+        <w:t xml:space="preserve">, as may be fixed by the bank from time to time. 'Spread' means the rate charge able to the Borrower by the bank to cover its costs in extending such loans/credit facilities to me/us and shall comprise of operating cost and capital charge and the Bank shall be entitled to reset the rate of Spread, once in three years or at such short intervals as may be permissible under RBI guidelines as revised from time to time. 'Premium' means </w:t>
+      </w:r>
+      <w:r>
+        <w:lastRenderedPageBreak/>
+        <w:t xml:space="preserve">the rate chargeable to the Borrower by the bank based on the yearly credit assessment/rating of the Borrower and shall comprise of credit risk premium (including additional credit risk premium for long term loans to MSEs) and strategic premium and the Bank shall be entitled to reset the rate of Premium </w:t>
       </w:r>
       <w:proofErr w:type="gramStart"/>
       <w:r>
@@ -2733,7 +3266,6 @@
         <w:jc w:val="both"/>
       </w:pPr>
       <w:r>
-        <w:lastRenderedPageBreak/>
         <w:t xml:space="preserve">I/We further acknowledge and confirm that the Documents/Agreements executed in favour of the Bank with respect to each of the credit limits as described above are in full force and effect and save as modified hereinabove, the covenants hereunder continue to be binding and enforceable against me/ us and the security interest of whatever nature created shall be available and enforceable for recovery of any of the loans/credit facilities of whatever nature outstanding and payable by me/us to the Bank. </w:t>
       </w:r>
     </w:p>
@@ -2860,6 +3392,7 @@
           <w:sz w:val="18"/>
           <w:szCs w:val="18"/>
         </w:rPr>
+        <w:lastRenderedPageBreak/>
         <w:t>• If the borrower is a partnership firm, obtain signature of all partners.</w:t>
       </w:r>
     </w:p>
@@ -2922,7 +3455,7 @@
 </file>
 
 <file path=word/endnotes.xml><?xml version="1.0" encoding="utf-8"?>
-<w:endnotes xmlns:wpc="http://schemas.microsoft.com/office/word/2010/wordprocessingCanvas" xmlns:cx="http://schemas.microsoft.com/office/drawing/2014/chartex" xmlns:cx1="http://schemas.microsoft.com/office/drawing/2015/9/8/chartex" xmlns:cx2="http://schemas.microsoft.com/office/drawing/2015/10/21/chartex" xmlns:cx3="http://schemas.microsoft.com/office/drawing/2016/5/9/chartex" xmlns:cx4="http://schemas.microsoft.com/office/drawing/2016/5/10/chartex" xmlns:cx5="http://schemas.microsoft.com/office/drawing/2016/5/11/chartex" xmlns:cx6="http://schemas.microsoft.com/office/drawing/2016/5/12/chartex" xmlns:cx7="http://schemas.microsoft.com/office/drawing/2016/5/13/chartex" xmlns:cx8="http://schemas.microsoft.com/office/drawing/2016/5/14/chartex" xmlns:mc="http://schemas.openxmlformats.org/markup-compatibility/2006" xmlns:aink="http://schemas.microsoft.com/office/drawing/2016/ink" xmlns:am3d="http://schemas.microsoft.com/office/drawing/2017/model3d" xmlns:o="urn:schemas-microsoft-com:office:office" xmlns:oel="http://schemas.microsoft.com/office/2019/extlst" xmlns:r="http://schemas.openxmlformats.org/officeDocument/2006/relationships" xmlns:m="http://schemas.openxmlformats.org/officeDocument/2006/math" xmlns:v="urn:schemas-microsoft-com:vml" xmlns:wp14="http://schemas.microsoft.com/office/word/2010/wordprocessingDrawing" xmlns:wp="http://schemas.openxmlformats.org/drawingml/2006/wordprocessingDrawing" xmlns:w10="urn:schemas-microsoft-com:office:word" xmlns:w="http://schemas.openxmlformats.org/wordprocessingml/2006/main" xmlns:w14="http://schemas.microsoft.com/office/word/2010/wordml" xmlns:w15="http://schemas.microsoft.com/office/word/2012/wordml" xmlns:w16cei="http://schemas.microsoft.com/office/word/2026/wordml/cei" xmlns:w16cex="http://schemas.microsoft.com/office/word/2018/wordml/cex" xmlns:w16cid="http://schemas.microsoft.com/office/word/2016/wordml/cid" xmlns:w16="http://schemas.microsoft.com/office/word/2018/wordml" xmlns:w16du="http://schemas.microsoft.com/office/word/2023/wordml/word16du" xmlns:w16sdtdh="http://schemas.microsoft.com/office/word/2020/wordml/sdtdatahash" xmlns:w16sdtfl="http://schemas.microsoft.com/office/word/2024/wordml/sdtformatlock" xmlns:w16se="http://schemas.microsoft.com/office/word/2015/wordml/symex" xmlns:wpg="http://schemas.microsoft.com/office/word/2010/wordprocessingGroup" xmlns:wpi="http://schemas.microsoft.com/office/word/2010/wordprocessingInk" xmlns:wne="http://schemas.microsoft.com/office/word/2006/wordml" xmlns:wps="http://schemas.microsoft.com/office/word/2010/wordprocessingShape" mc:Ignorable="w14 w15 w16se w16cid w16 w16cex w16sdtdh w16sdtfl w16du wp14">
+<w:endnotes xmlns:wpc="http://schemas.microsoft.com/office/word/2010/wordprocessingCanvas" xmlns:cx="http://schemas.microsoft.com/office/drawing/2014/chartex" xmlns:cx1="http://schemas.microsoft.com/office/drawing/2015/9/8/chartex" xmlns:cx2="http://schemas.microsoft.com/office/drawing/2015/10/21/chartex" xmlns:cx3="http://schemas.microsoft.com/office/drawing/2016/5/9/chartex" xmlns:cx4="http://schemas.microsoft.com/office/drawing/2016/5/10/chartex" xmlns:cx5="http://schemas.microsoft.com/office/drawing/2016/5/11/chartex" xmlns:cx6="http://schemas.microsoft.com/office/drawing/2016/5/12/chartex" xmlns:cx7="http://schemas.microsoft.com/office/drawing/2016/5/13/chartex" xmlns:cx8="http://schemas.microsoft.com/office/drawing/2016/5/14/chartex" xmlns:mc="http://schemas.openxmlformats.org/markup-compatibility/2006" xmlns:aink="http://schemas.microsoft.com/office/drawing/2016/ink" xmlns:am3d="http://schemas.microsoft.com/office/drawing/2017/model3d" xmlns:o="urn:schemas-microsoft-com:office:office" xmlns:oel="http://schemas.microsoft.com/office/2019/extlst" xmlns:r="http://schemas.openxmlformats.org/officeDocument/2006/relationships" xmlns:m="http://schemas.openxmlformats.org/officeDocument/2006/math" xmlns:v="urn:schemas-microsoft-com:vml" xmlns:wp14="http://schemas.microsoft.com/office/word/2010/wordprocessingDrawing" xmlns:wp="http://schemas.openxmlformats.org/drawingml/2006/wordprocessingDrawing" xmlns:w10="urn:schemas-microsoft-com:office:word" xmlns:w="http://schemas.openxmlformats.org/wordprocessingml/2006/main" xmlns:w14="http://schemas.microsoft.com/office/word/2010/wordml" xmlns:w15="http://schemas.microsoft.com/office/word/2012/wordml" xmlns:w16cex="http://schemas.microsoft.com/office/word/2018/wordml/cex" xmlns:w16cid="http://schemas.microsoft.com/office/word/2016/wordml/cid" xmlns:w16="http://schemas.microsoft.com/office/word/2018/wordml" xmlns:w16du="http://schemas.microsoft.com/office/word/2023/wordml/word16du" xmlns:w16sdtdh="http://schemas.microsoft.com/office/word/2020/wordml/sdtdatahash" xmlns:w16sdtfl="http://schemas.microsoft.com/office/word/2024/wordml/sdtformatlock" xmlns:w16se="http://schemas.microsoft.com/office/word/2015/wordml/symex" xmlns:wpg="http://schemas.microsoft.com/office/word/2010/wordprocessingGroup" xmlns:wpi="http://schemas.microsoft.com/office/word/2010/wordprocessingInk" xmlns:wne="http://schemas.microsoft.com/office/word/2006/wordml" xmlns:wps="http://schemas.microsoft.com/office/word/2010/wordprocessingShape" mc:Ignorable="w14 w15 w16se w16cid w16 w16cex w16sdtdh w16sdtfl w16du wp14">
   <w:endnote w:type="separator" w:id="-1">
     <w:p>
       <w:pPr>
@@ -2947,7 +3480,7 @@
 </file>
 
 <file path=word/footer1.xml><?xml version="1.0" encoding="utf-8"?>
-<w:ftr xmlns:wpc="http://schemas.microsoft.com/office/word/2010/wordprocessingCanvas" xmlns:cx="http://schemas.microsoft.com/office/drawing/2014/chartex" xmlns:cx1="http://schemas.microsoft.com/office/drawing/2015/9/8/chartex" xmlns:cx2="http://schemas.microsoft.com/office/drawing/2015/10/21/chartex" xmlns:cx3="http://schemas.microsoft.com/office/drawing/2016/5/9/chartex" xmlns:cx4="http://schemas.microsoft.com/office/drawing/2016/5/10/chartex" xmlns:cx5="http://schemas.microsoft.com/office/drawing/2016/5/11/chartex" xmlns:cx6="http://schemas.microsoft.com/office/drawing/2016/5/12/chartex" xmlns:cx7="http://schemas.microsoft.com/office/drawing/2016/5/13/chartex" xmlns:cx8="http://schemas.microsoft.com/office/drawing/2016/5/14/chartex" xmlns:mc="http://schemas.openxmlformats.org/markup-compatibility/2006" xmlns:aink="http://schemas.microsoft.com/office/drawing/2016/ink" xmlns:am3d="http://schemas.microsoft.com/office/drawing/2017/model3d" xmlns:o="urn:schemas-microsoft-com:office:office" xmlns:oel="http://schemas.microsoft.com/office/2019/extlst" xmlns:r="http://schemas.openxmlformats.org/officeDocument/2006/relationships" xmlns:m="http://schemas.openxmlformats.org/officeDocument/2006/math" xmlns:v="urn:schemas-microsoft-com:vml" xmlns:wp14="http://schemas.microsoft.com/office/word/2010/wordprocessingDrawing" xmlns:wp="http://schemas.openxmlformats.org/drawingml/2006/wordprocessingDrawing" xmlns:w10="urn:schemas-microsoft-com:office:word" xmlns:w="http://schemas.openxmlformats.org/wordprocessingml/2006/main" xmlns:w14="http://schemas.microsoft.com/office/word/2010/wordml" xmlns:w15="http://schemas.microsoft.com/office/word/2012/wordml" xmlns:w16cei="http://schemas.microsoft.com/office/word/2026/wordml/cei" xmlns:w16cex="http://schemas.microsoft.com/office/word/2018/wordml/cex" xmlns:w16cid="http://schemas.microsoft.com/office/word/2016/wordml/cid" xmlns:w16="http://schemas.microsoft.com/office/word/2018/wordml" xmlns:w16du="http://schemas.microsoft.com/office/word/2023/wordml/word16du" xmlns:w16sdtdh="http://schemas.microsoft.com/office/word/2020/wordml/sdtdatahash" xmlns:w16sdtfl="http://schemas.microsoft.com/office/word/2024/wordml/sdtformatlock" xmlns:w16se="http://schemas.microsoft.com/office/word/2015/wordml/symex" xmlns:wpg="http://schemas.microsoft.com/office/word/2010/wordprocessingGroup" xmlns:wpi="http://schemas.microsoft.com/office/word/2010/wordprocessingInk" xmlns:wne="http://schemas.microsoft.com/office/word/2006/wordml" xmlns:wps="http://schemas.microsoft.com/office/word/2010/wordprocessingShape" mc:Ignorable="w14 w15 w16se w16cid w16 w16cex w16sdtdh w16sdtfl w16du wp14">
+<w:ftr xmlns:wpc="http://schemas.microsoft.com/office/word/2010/wordprocessingCanvas" xmlns:cx="http://schemas.microsoft.com/office/drawing/2014/chartex" xmlns:cx1="http://schemas.microsoft.com/office/drawing/2015/9/8/chartex" xmlns:cx2="http://schemas.microsoft.com/office/drawing/2015/10/21/chartex" xmlns:cx3="http://schemas.microsoft.com/office/drawing/2016/5/9/chartex" xmlns:cx4="http://schemas.microsoft.com/office/drawing/2016/5/10/chartex" xmlns:cx5="http://schemas.microsoft.com/office/drawing/2016/5/11/chartex" xmlns:cx6="http://schemas.microsoft.com/office/drawing/2016/5/12/chartex" xmlns:cx7="http://schemas.microsoft.com/office/drawing/2016/5/13/chartex" xmlns:cx8="http://schemas.microsoft.com/office/drawing/2016/5/14/chartex" xmlns:mc="http://schemas.openxmlformats.org/markup-compatibility/2006" xmlns:aink="http://schemas.microsoft.com/office/drawing/2016/ink" xmlns:am3d="http://schemas.microsoft.com/office/drawing/2017/model3d" xmlns:o="urn:schemas-microsoft-com:office:office" xmlns:oel="http://schemas.microsoft.com/office/2019/extlst" xmlns:r="http://schemas.openxmlformats.org/officeDocument/2006/relationships" xmlns:m="http://schemas.openxmlformats.org/officeDocument/2006/math" xmlns:v="urn:schemas-microsoft-com:vml" xmlns:wp14="http://schemas.microsoft.com/office/word/2010/wordprocessingDrawing" xmlns:wp="http://schemas.openxmlformats.org/drawingml/2006/wordprocessingDrawing" xmlns:w10="urn:schemas-microsoft-com:office:word" xmlns:w="http://schemas.openxmlformats.org/wordprocessingml/2006/main" xmlns:w14="http://schemas.microsoft.com/office/word/2010/wordml" xmlns:w15="http://schemas.microsoft.com/office/word/2012/wordml" xmlns:w16cex="http://schemas.microsoft.com/office/word/2018/wordml/cex" xmlns:w16cid="http://schemas.microsoft.com/office/word/2016/wordml/cid" xmlns:w16="http://schemas.microsoft.com/office/word/2018/wordml" xmlns:w16du="http://schemas.microsoft.com/office/word/2023/wordml/word16du" xmlns:w16sdtdh="http://schemas.microsoft.com/office/word/2020/wordml/sdtdatahash" xmlns:w16sdtfl="http://schemas.microsoft.com/office/word/2024/wordml/sdtformatlock" xmlns:w16se="http://schemas.microsoft.com/office/word/2015/wordml/symex" xmlns:wpg="http://schemas.microsoft.com/office/word/2010/wordprocessingGroup" xmlns:wpi="http://schemas.microsoft.com/office/word/2010/wordprocessingInk" xmlns:wne="http://schemas.microsoft.com/office/word/2006/wordml" xmlns:wps="http://schemas.microsoft.com/office/word/2010/wordprocessingShape" mc:Ignorable="w14 w15 w16se w16cid w16 w16cex w16sdtdh w16sdtfl w16du wp14">
   <w:sdt>
     <w:sdtPr>
       <w:id w:val="-127088549"/>
@@ -3014,7 +3547,7 @@
 </file>
 
 <file path=word/footnotes.xml><?xml version="1.0" encoding="utf-8"?>
-<w:footnotes xmlns:wpc="http://schemas.microsoft.com/office/word/2010/wordprocessingCanvas" xmlns:cx="http://schemas.microsoft.com/office/drawing/2014/chartex" xmlns:cx1="http://schemas.microsoft.com/office/drawing/2015/9/8/chartex" xmlns:cx2="http://schemas.microsoft.com/office/drawing/2015/10/21/chartex" xmlns:cx3="http://schemas.microsoft.com/office/drawing/2016/5/9/chartex" xmlns:cx4="http://schemas.microsoft.com/office/drawing/2016/5/10/chartex" xmlns:cx5="http://schemas.microsoft.com/office/drawing/2016/5/11/chartex" xmlns:cx6="http://schemas.microsoft.com/office/drawing/2016/5/12/chartex" xmlns:cx7="http://schemas.microsoft.com/office/drawing/2016/5/13/chartex" xmlns:cx8="http://schemas.microsoft.com/office/drawing/2016/5/14/chartex" xmlns:mc="http://schemas.openxmlformats.org/markup-compatibility/2006" xmlns:aink="http://schemas.microsoft.com/office/drawing/2016/ink" xmlns:am3d="http://schemas.microsoft.com/office/drawing/2017/model3d" xmlns:o="urn:schemas-microsoft-com:office:office" xmlns:oel="http://schemas.microsoft.com/office/2019/extlst" xmlns:r="http://schemas.openxmlformats.org/officeDocument/2006/relationships" xmlns:m="http://schemas.openxmlformats.org/officeDocument/2006/math" xmlns:v="urn:schemas-microsoft-com:vml" xmlns:wp14="http://schemas.microsoft.com/office/word/2010/wordprocessingDrawing" xmlns:wp="http://schemas.openxmlformats.org/drawingml/2006/wordprocessingDrawing" xmlns:w10="urn:schemas-microsoft-com:office:word" xmlns:w="http://schemas.openxmlformats.org/wordprocessingml/2006/main" xmlns:w14="http://schemas.microsoft.com/office/word/2010/wordml" xmlns:w15="http://schemas.microsoft.com/office/word/2012/wordml" xmlns:w16cei="http://schemas.microsoft.com/office/word/2026/wordml/cei" xmlns:w16cex="http://schemas.microsoft.com/office/word/2018/wordml/cex" xmlns:w16cid="http://schemas.microsoft.com/office/word/2016/wordml/cid" xmlns:w16="http://schemas.microsoft.com/office/word/2018/wordml" xmlns:w16du="http://schemas.microsoft.com/office/word/2023/wordml/word16du" xmlns:w16sdtdh="http://schemas.microsoft.com/office/word/2020/wordml/sdtdatahash" xmlns:w16sdtfl="http://schemas.microsoft.com/office/word/2024/wordml/sdtformatlock" xmlns:w16se="http://schemas.microsoft.com/office/word/2015/wordml/symex" xmlns:wpg="http://schemas.microsoft.com/office/word/2010/wordprocessingGroup" xmlns:wpi="http://schemas.microsoft.com/office/word/2010/wordprocessingInk" xmlns:wne="http://schemas.microsoft.com/office/word/2006/wordml" xmlns:wps="http://schemas.microsoft.com/office/word/2010/wordprocessingShape" mc:Ignorable="w14 w15 w16se w16cid w16 w16cex w16sdtdh w16sdtfl w16du wp14">
+<w:footnotes xmlns:wpc="http://schemas.microsoft.com/office/word/2010/wordprocessingCanvas" xmlns:cx="http://schemas.microsoft.com/office/drawing/2014/chartex" xmlns:cx1="http://schemas.microsoft.com/office/drawing/2015/9/8/chartex" xmlns:cx2="http://schemas.microsoft.com/office/drawing/2015/10/21/chartex" xmlns:cx3="http://schemas.microsoft.com/office/drawing/2016/5/9/chartex" xmlns:cx4="http://schemas.microsoft.com/office/drawing/2016/5/10/chartex" xmlns:cx5="http://schemas.microsoft.com/office/drawing/2016/5/11/chartex" xmlns:cx6="http://schemas.microsoft.com/office/drawing/2016/5/12/chartex" xmlns:cx7="http://schemas.microsoft.com/office/drawing/2016/5/13/chartex" xmlns:cx8="http://schemas.microsoft.com/office/drawing/2016/5/14/chartex" xmlns:mc="http://schemas.openxmlformats.org/markup-compatibility/2006" xmlns:aink="http://schemas.microsoft.com/office/drawing/2016/ink" xmlns:am3d="http://schemas.microsoft.com/office/drawing/2017/model3d" xmlns:o="urn:schemas-microsoft-com:office:office" xmlns:oel="http://schemas.microsoft.com/office/2019/extlst" xmlns:r="http://schemas.openxmlformats.org/officeDocument/2006/relationships" xmlns:m="http://schemas.openxmlformats.org/officeDocument/2006/math" xmlns:v="urn:schemas-microsoft-com:vml" xmlns:wp14="http://schemas.microsoft.com/office/word/2010/wordprocessingDrawing" xmlns:wp="http://schemas.openxmlformats.org/drawingml/2006/wordprocessingDrawing" xmlns:w10="urn:schemas-microsoft-com:office:word" xmlns:w="http://schemas.openxmlformats.org/wordprocessingml/2006/main" xmlns:w14="http://schemas.microsoft.com/office/word/2010/wordml" xmlns:w15="http://schemas.microsoft.com/office/word/2012/wordml" xmlns:w16cex="http://schemas.microsoft.com/office/word/2018/wordml/cex" xmlns:w16cid="http://schemas.microsoft.com/office/word/2016/wordml/cid" xmlns:w16="http://schemas.microsoft.com/office/word/2018/wordml" xmlns:w16du="http://schemas.microsoft.com/office/word/2023/wordml/word16du" xmlns:w16sdtdh="http://schemas.microsoft.com/office/word/2020/wordml/sdtdatahash" xmlns:w16sdtfl="http://schemas.microsoft.com/office/word/2024/wordml/sdtformatlock" xmlns:w16se="http://schemas.microsoft.com/office/word/2015/wordml/symex" xmlns:wpg="http://schemas.microsoft.com/office/word/2010/wordprocessingGroup" xmlns:wpi="http://schemas.microsoft.com/office/word/2010/wordprocessingInk" xmlns:wne="http://schemas.microsoft.com/office/word/2006/wordml" xmlns:wps="http://schemas.microsoft.com/office/word/2010/wordprocessingShape" mc:Ignorable="w14 w15 w16se w16cid w16 w16cex w16sdtdh w16sdtfl w16du wp14">
   <w:footnote w:type="separator" w:id="-1">
     <w:p>
       <w:pPr>
@@ -3039,7 +3572,7 @@
 </file>
 
 <file path=word/numbering.xml><?xml version="1.0" encoding="utf-8"?>
-<w:numbering xmlns:wpc="http://schemas.microsoft.com/office/word/2010/wordprocessingCanvas" xmlns:cx="http://schemas.microsoft.com/office/drawing/2014/chartex" xmlns:cx1="http://schemas.microsoft.com/office/drawing/2015/9/8/chartex" xmlns:cx2="http://schemas.microsoft.com/office/drawing/2015/10/21/chartex" xmlns:cx3="http://schemas.microsoft.com/office/drawing/2016/5/9/chartex" xmlns:cx4="http://schemas.microsoft.com/office/drawing/2016/5/10/chartex" xmlns:cx5="http://schemas.microsoft.com/office/drawing/2016/5/11/chartex" xmlns:cx6="http://schemas.microsoft.com/office/drawing/2016/5/12/chartex" xmlns:cx7="http://schemas.microsoft.com/office/drawing/2016/5/13/chartex" xmlns:cx8="http://schemas.microsoft.com/office/drawing/2016/5/14/chartex" xmlns:mc="http://schemas.openxmlformats.org/markup-compatibility/2006" xmlns:aink="http://schemas.microsoft.com/office/drawing/2016/ink" xmlns:am3d="http://schemas.microsoft.com/office/drawing/2017/model3d" xmlns:o="urn:schemas-microsoft-com:office:office" xmlns:oel="http://schemas.microsoft.com/office/2019/extlst" xmlns:r="http://schemas.openxmlformats.org/officeDocument/2006/relationships" xmlns:m="http://schemas.openxmlformats.org/officeDocument/2006/math" xmlns:v="urn:schemas-microsoft-com:vml" xmlns:wp14="http://schemas.microsoft.com/office/word/2010/wordprocessingDrawing" xmlns:wp="http://schemas.openxmlformats.org/drawingml/2006/wordprocessingDrawing" xmlns:w10="urn:schemas-microsoft-com:office:word" xmlns:w="http://schemas.openxmlformats.org/wordprocessingml/2006/main" xmlns:w14="http://schemas.microsoft.com/office/word/2010/wordml" xmlns:w15="http://schemas.microsoft.com/office/word/2012/wordml" xmlns:w16cei="http://schemas.microsoft.com/office/word/2026/wordml/cei" xmlns:w16cex="http://schemas.microsoft.com/office/word/2018/wordml/cex" xmlns:w16cid="http://schemas.microsoft.com/office/word/2016/wordml/cid" xmlns:w16="http://schemas.microsoft.com/office/word/2018/wordml" xmlns:w16du="http://schemas.microsoft.com/office/word/2023/wordml/word16du" xmlns:w16sdtdh="http://schemas.microsoft.com/office/word/2020/wordml/sdtdatahash" xmlns:w16sdtfl="http://schemas.microsoft.com/office/word/2024/wordml/sdtformatlock" xmlns:w16se="http://schemas.microsoft.com/office/word/2015/wordml/symex" xmlns:wpg="http://schemas.microsoft.com/office/word/2010/wordprocessingGroup" xmlns:wpi="http://schemas.microsoft.com/office/word/2010/wordprocessingInk" xmlns:wne="http://schemas.microsoft.com/office/word/2006/wordml" xmlns:wps="http://schemas.microsoft.com/office/word/2010/wordprocessingShape" mc:Ignorable="w14 w15 w16se w16cid w16 w16cex w16sdtdh w16sdtfl w16du wp14">
+<w:numbering xmlns:wpc="http://schemas.microsoft.com/office/word/2010/wordprocessingCanvas" xmlns:cx="http://schemas.microsoft.com/office/drawing/2014/chartex" xmlns:cx1="http://schemas.microsoft.com/office/drawing/2015/9/8/chartex" xmlns:cx2="http://schemas.microsoft.com/office/drawing/2015/10/21/chartex" xmlns:cx3="http://schemas.microsoft.com/office/drawing/2016/5/9/chartex" xmlns:cx4="http://schemas.microsoft.com/office/drawing/2016/5/10/chartex" xmlns:cx5="http://schemas.microsoft.com/office/drawing/2016/5/11/chartex" xmlns:cx6="http://schemas.microsoft.com/office/drawing/2016/5/12/chartex" xmlns:cx7="http://schemas.microsoft.com/office/drawing/2016/5/13/chartex" xmlns:cx8="http://schemas.microsoft.com/office/drawing/2016/5/14/chartex" xmlns:mc="http://schemas.openxmlformats.org/markup-compatibility/2006" xmlns:aink="http://schemas.microsoft.com/office/drawing/2016/ink" xmlns:am3d="http://schemas.microsoft.com/office/drawing/2017/model3d" xmlns:o="urn:schemas-microsoft-com:office:office" xmlns:oel="http://schemas.microsoft.com/office/2019/extlst" xmlns:r="http://schemas.openxmlformats.org/officeDocument/2006/relationships" xmlns:m="http://schemas.openxmlformats.org/officeDocument/2006/math" xmlns:v="urn:schemas-microsoft-com:vml" xmlns:wp14="http://schemas.microsoft.com/office/word/2010/wordprocessingDrawing" xmlns:wp="http://schemas.openxmlformats.org/drawingml/2006/wordprocessingDrawing" xmlns:w10="urn:schemas-microsoft-com:office:word" xmlns:w="http://schemas.openxmlformats.org/wordprocessingml/2006/main" xmlns:w14="http://schemas.microsoft.com/office/word/2010/wordml" xmlns:w15="http://schemas.microsoft.com/office/word/2012/wordml" xmlns:w16cex="http://schemas.microsoft.com/office/word/2018/wordml/cex" xmlns:w16cid="http://schemas.microsoft.com/office/word/2016/wordml/cid" xmlns:w16="http://schemas.microsoft.com/office/word/2018/wordml" xmlns:w16du="http://schemas.microsoft.com/office/word/2023/wordml/word16du" xmlns:w16sdtdh="http://schemas.microsoft.com/office/word/2020/wordml/sdtdatahash" xmlns:w16sdtfl="http://schemas.microsoft.com/office/word/2024/wordml/sdtformatlock" xmlns:w16se="http://schemas.microsoft.com/office/word/2015/wordml/symex" xmlns:wpg="http://schemas.microsoft.com/office/word/2010/wordprocessingGroup" xmlns:wpi="http://schemas.microsoft.com/office/word/2010/wordprocessingInk" xmlns:wne="http://schemas.microsoft.com/office/word/2006/wordml" xmlns:wps="http://schemas.microsoft.com/office/word/2010/wordprocessingShape" mc:Ignorable="w14 w15 w16se w16cid w16 w16cex w16sdtdh w16sdtfl w16du wp14">
   <w:abstractNum w:abstractNumId="0" w15:restartNumberingAfterBreak="0">
     <w:nsid w:val="04E74C41"/>
     <w:multiLevelType w:val="multilevel"/>
